--- a/Prova III - Aprendizagem Não Supervisionada.docx
+++ b/Prova III - Aprendizagem Não Supervisionada.docx
@@ -71,295 +71,907 @@
           <w:sz w:val="32"/>
           <w:szCs w:val="32"/>
         </w:rPr>
-        <w:t xml:space="preserve">APRENDIZAGEM DE MÁQUINA </w:t>
+        <w:t>APRENDIZAGEM DE MÁQUINA NÃO SUPERVISIONADA</w:t>
+      </w:r>
+    </w:p>
+    <w:p>
+      <w:pPr>
+        <w:jc w:val="center"/>
+        <w:rPr>
+          <w:rFonts w:ascii="Times New Roman" w:hAnsi="Times New Roman" w:cs="Times New Roman"/>
+          <w:sz w:val="32"/>
+          <w:szCs w:val="32"/>
+        </w:rPr>
+      </w:pPr>
+    </w:p>
+    <w:p>
+      <w:pPr>
+        <w:jc w:val="center"/>
+        <w:rPr>
+          <w:rFonts w:ascii="Times New Roman" w:hAnsi="Times New Roman" w:cs="Times New Roman"/>
+          <w:sz w:val="32"/>
+          <w:szCs w:val="32"/>
+        </w:rPr>
+      </w:pPr>
+    </w:p>
+    <w:p>
+      <w:pPr>
+        <w:jc w:val="center"/>
+        <w:rPr>
+          <w:rFonts w:ascii="Times New Roman" w:hAnsi="Times New Roman" w:cs="Times New Roman"/>
+          <w:sz w:val="32"/>
+          <w:szCs w:val="32"/>
+        </w:rPr>
+      </w:pPr>
+    </w:p>
+    <w:p>
+      <w:pPr>
+        <w:jc w:val="center"/>
+        <w:rPr>
+          <w:rFonts w:ascii="Times New Roman" w:hAnsi="Times New Roman" w:cs="Times New Roman"/>
+          <w:sz w:val="32"/>
+          <w:szCs w:val="32"/>
+        </w:rPr>
+      </w:pPr>
+    </w:p>
+    <w:p>
+      <w:pPr>
+        <w:jc w:val="center"/>
+        <w:rPr>
+          <w:rFonts w:ascii="Times New Roman" w:hAnsi="Times New Roman" w:cs="Times New Roman"/>
+          <w:sz w:val="32"/>
+          <w:szCs w:val="32"/>
+        </w:rPr>
+      </w:pPr>
+    </w:p>
+    <w:p>
+      <w:pPr>
+        <w:jc w:val="center"/>
+        <w:rPr>
+          <w:rFonts w:ascii="Times New Roman" w:hAnsi="Times New Roman" w:cs="Times New Roman"/>
+          <w:b/>
+          <w:bCs/>
+          <w:sz w:val="48"/>
+          <w:szCs w:val="48"/>
+        </w:rPr>
+      </w:pPr>
+      <w:r>
+        <w:rPr>
+          <w:rFonts w:ascii="Times New Roman" w:hAnsi="Times New Roman" w:cs="Times New Roman"/>
+          <w:b/>
+          <w:bCs/>
+          <w:sz w:val="48"/>
+          <w:szCs w:val="48"/>
+        </w:rPr>
+        <w:t>PROVA II</w:t>
+      </w:r>
+      <w:r>
+        <w:rPr>
+          <w:rFonts w:ascii="Times New Roman" w:hAnsi="Times New Roman" w:cs="Times New Roman"/>
+          <w:b/>
+          <w:bCs/>
+          <w:sz w:val="48"/>
+          <w:szCs w:val="48"/>
+        </w:rPr>
+        <w:t>I</w:t>
+      </w:r>
+      <w:r>
+        <w:rPr>
+          <w:rFonts w:ascii="Times New Roman" w:hAnsi="Times New Roman" w:cs="Times New Roman"/>
+          <w:b/>
+          <w:bCs/>
+          <w:sz w:val="48"/>
+          <w:szCs w:val="48"/>
+        </w:rPr>
+        <w:t>:</w:t>
+      </w:r>
+    </w:p>
+    <w:p>
+      <w:pPr>
+        <w:jc w:val="center"/>
+        <w:rPr>
+          <w:rFonts w:ascii="Times New Roman" w:hAnsi="Times New Roman" w:cs="Times New Roman"/>
+          <w:sz w:val="32"/>
+          <w:szCs w:val="32"/>
+        </w:rPr>
+      </w:pPr>
+      <w:r>
+        <w:rPr>
+          <w:rFonts w:ascii="Times New Roman" w:hAnsi="Times New Roman" w:cs="Times New Roman"/>
+          <w:b/>
+          <w:bCs/>
+          <w:sz w:val="48"/>
+          <w:szCs w:val="48"/>
+        </w:rPr>
+        <w:t>MÉTODOS DE AGRUPAMENTO E DETECÇÃO DE ANOMALIAS</w:t>
+      </w:r>
+    </w:p>
+    <w:p>
+      <w:pPr>
+        <w:jc w:val="center"/>
+        <w:rPr>
+          <w:rFonts w:ascii="Times New Roman" w:hAnsi="Times New Roman" w:cs="Times New Roman"/>
+          <w:sz w:val="32"/>
+          <w:szCs w:val="32"/>
+        </w:rPr>
+      </w:pPr>
+    </w:p>
+    <w:p>
+      <w:pPr>
+        <w:jc w:val="center"/>
+        <w:rPr>
+          <w:rFonts w:ascii="Times New Roman" w:hAnsi="Times New Roman" w:cs="Times New Roman"/>
+          <w:sz w:val="32"/>
+          <w:szCs w:val="32"/>
+        </w:rPr>
+      </w:pPr>
+    </w:p>
+    <w:p>
+      <w:pPr>
+        <w:jc w:val="center"/>
+        <w:rPr>
+          <w:rFonts w:ascii="Times New Roman" w:hAnsi="Times New Roman" w:cs="Times New Roman"/>
+          <w:sz w:val="32"/>
+          <w:szCs w:val="32"/>
+        </w:rPr>
+      </w:pPr>
+    </w:p>
+    <w:p>
+      <w:pPr>
+        <w:jc w:val="center"/>
+        <w:rPr>
+          <w:rFonts w:ascii="Times New Roman" w:hAnsi="Times New Roman" w:cs="Times New Roman"/>
+          <w:sz w:val="32"/>
+          <w:szCs w:val="32"/>
+        </w:rPr>
+      </w:pPr>
+    </w:p>
+    <w:p>
+      <w:pPr>
+        <w:jc w:val="center"/>
+        <w:rPr>
+          <w:rFonts w:ascii="Times New Roman" w:hAnsi="Times New Roman" w:cs="Times New Roman"/>
+          <w:sz w:val="32"/>
+          <w:szCs w:val="32"/>
+        </w:rPr>
+      </w:pPr>
+    </w:p>
+    <w:p>
+      <w:pPr>
+        <w:jc w:val="center"/>
+        <w:rPr>
+          <w:rFonts w:ascii="Times New Roman" w:hAnsi="Times New Roman" w:cs="Times New Roman"/>
+          <w:sz w:val="32"/>
+          <w:szCs w:val="32"/>
+        </w:rPr>
+      </w:pPr>
+      <w:r>
+        <w:rPr>
+          <w:rFonts w:ascii="Times New Roman" w:hAnsi="Times New Roman" w:cs="Times New Roman"/>
+          <w:sz w:val="32"/>
+          <w:szCs w:val="32"/>
+        </w:rPr>
+        <w:t>CAUÃ WENDEL SOUSA DA SILVA</w:t>
+      </w:r>
+    </w:p>
+    <w:p>
+      <w:pPr>
+        <w:jc w:val="center"/>
+        <w:rPr>
+          <w:rFonts w:ascii="Times New Roman" w:hAnsi="Times New Roman" w:cs="Times New Roman"/>
+          <w:sz w:val="32"/>
+          <w:szCs w:val="32"/>
+        </w:rPr>
+      </w:pPr>
+      <w:r>
+        <w:rPr>
+          <w:rFonts w:ascii="Times New Roman" w:hAnsi="Times New Roman" w:cs="Times New Roman"/>
+          <w:sz w:val="32"/>
+          <w:szCs w:val="32"/>
+        </w:rPr>
+        <w:t>HERTZ RAFAEL QUEIROZ DA CRUZ</w:t>
+      </w:r>
+    </w:p>
+    <w:p>
+      <w:pPr>
+        <w:jc w:val="center"/>
+        <w:rPr>
+          <w:rFonts w:ascii="Times New Roman" w:hAnsi="Times New Roman" w:cs="Times New Roman"/>
+          <w:sz w:val="32"/>
+          <w:szCs w:val="32"/>
+        </w:rPr>
+      </w:pPr>
+      <w:r>
+        <w:rPr>
+          <w:rFonts w:ascii="Times New Roman" w:hAnsi="Times New Roman" w:cs="Times New Roman"/>
+          <w:sz w:val="32"/>
+          <w:szCs w:val="32"/>
+        </w:rPr>
+        <w:t>IAGO FLÁVIO SILVA DE ALBUQUERQUE</w:t>
+      </w:r>
+    </w:p>
+    <w:p>
+      <w:pPr>
+        <w:jc w:val="center"/>
+        <w:rPr>
+          <w:rFonts w:ascii="Times New Roman" w:hAnsi="Times New Roman" w:cs="Times New Roman"/>
+          <w:sz w:val="32"/>
+          <w:szCs w:val="32"/>
+        </w:rPr>
+      </w:pPr>
+    </w:p>
+    <w:p>
+      <w:pPr>
+        <w:jc w:val="center"/>
+        <w:rPr>
+          <w:rFonts w:ascii="Times New Roman" w:hAnsi="Times New Roman" w:cs="Times New Roman"/>
+          <w:sz w:val="32"/>
+          <w:szCs w:val="32"/>
+        </w:rPr>
+      </w:pPr>
+    </w:p>
+    <w:p>
+      <w:pPr>
+        <w:jc w:val="center"/>
+        <w:rPr>
+          <w:rFonts w:ascii="Times New Roman" w:hAnsi="Times New Roman" w:cs="Times New Roman"/>
+          <w:sz w:val="32"/>
+          <w:szCs w:val="32"/>
+        </w:rPr>
+      </w:pPr>
+    </w:p>
+    <w:p>
+      <w:pPr>
+        <w:jc w:val="center"/>
+        <w:rPr>
+          <w:rFonts w:ascii="Times New Roman" w:hAnsi="Times New Roman" w:cs="Times New Roman"/>
+          <w:sz w:val="32"/>
+          <w:szCs w:val="32"/>
+        </w:rPr>
+      </w:pPr>
+    </w:p>
+    <w:p>
+      <w:pPr>
+        <w:rPr>
+          <w:rFonts w:ascii="Times New Roman" w:hAnsi="Times New Roman" w:cs="Times New Roman"/>
+          <w:b/>
+          <w:bCs/>
+          <w:sz w:val="24"/>
+          <w:szCs w:val="24"/>
+        </w:rPr>
+      </w:pPr>
+      <w:r>
+        <w:rPr>
+          <w:rFonts w:ascii="Times New Roman" w:hAnsi="Times New Roman" w:cs="Times New Roman"/>
+          <w:b/>
+          <w:bCs/>
+          <w:sz w:val="24"/>
+          <w:szCs w:val="24"/>
+        </w:rPr>
+        <w:lastRenderedPageBreak/>
+        <w:t>1ª Questão:</w:t>
+      </w:r>
+    </w:p>
+    <w:p>
+      <w:pPr>
+        <w:rPr>
+          <w:rFonts w:ascii="Times New Roman" w:hAnsi="Times New Roman" w:cs="Times New Roman"/>
+          <w:bCs/>
+          <w:sz w:val="24"/>
+          <w:szCs w:val="24"/>
+        </w:rPr>
+      </w:pPr>
+      <w:r>
+        <w:rPr>
+          <w:rFonts w:ascii="Times New Roman" w:hAnsi="Times New Roman" w:cs="Times New Roman"/>
+          <w:bCs/>
+          <w:sz w:val="24"/>
+          <w:szCs w:val="24"/>
+        </w:rPr>
+        <w:t xml:space="preserve">a) Inicialmente, os cinco indicadores foram padronizados, pois a remuneração média possui uma escala muito diferente das proporções e taxas. Sem essa padronização, ela teria influência excessiva no cálculo das distâncias. </w:t>
+      </w:r>
+    </w:p>
+    <w:p>
+      <w:pPr>
+        <w:rPr>
+          <w:rFonts w:ascii="Times New Roman" w:hAnsi="Times New Roman" w:cs="Times New Roman"/>
+          <w:bCs/>
+          <w:sz w:val="24"/>
+          <w:szCs w:val="24"/>
+        </w:rPr>
+      </w:pPr>
+      <w:r>
+        <w:rPr>
+          <w:rFonts w:ascii="Times New Roman" w:hAnsi="Times New Roman" w:cs="Times New Roman"/>
+          <w:bCs/>
+          <w:sz w:val="24"/>
+          <w:szCs w:val="24"/>
+        </w:rPr>
+        <w:t xml:space="preserve">Foram comparados os métodos Ward, Complete e </w:t>
+      </w:r>
+      <w:proofErr w:type="spellStart"/>
+      <w:r>
+        <w:rPr>
+          <w:rFonts w:ascii="Times New Roman" w:hAnsi="Times New Roman" w:cs="Times New Roman"/>
+          <w:bCs/>
+          <w:sz w:val="24"/>
+          <w:szCs w:val="24"/>
+        </w:rPr>
+        <w:t>Average</w:t>
+      </w:r>
+      <w:proofErr w:type="spellEnd"/>
+      <w:r>
+        <w:rPr>
+          <w:rFonts w:ascii="Times New Roman" w:hAnsi="Times New Roman" w:cs="Times New Roman"/>
+          <w:bCs/>
+          <w:sz w:val="24"/>
+          <w:szCs w:val="24"/>
+        </w:rPr>
+        <w:t xml:space="preserve">, que apresentaram coeficientes de correlação </w:t>
+      </w:r>
+      <w:proofErr w:type="spellStart"/>
+      <w:r>
+        <w:rPr>
+          <w:rFonts w:ascii="Times New Roman" w:hAnsi="Times New Roman" w:cs="Times New Roman"/>
+          <w:bCs/>
+          <w:sz w:val="24"/>
+          <w:szCs w:val="24"/>
+        </w:rPr>
+        <w:t>cofenética</w:t>
+      </w:r>
+      <w:proofErr w:type="spellEnd"/>
+      <w:r>
+        <w:rPr>
+          <w:rFonts w:ascii="Times New Roman" w:hAnsi="Times New Roman" w:cs="Times New Roman"/>
+          <w:bCs/>
+          <w:sz w:val="24"/>
+          <w:szCs w:val="24"/>
+        </w:rPr>
+        <w:t xml:space="preserve"> de 0,532, 0,814 e 0,929, respectivamente. Como o método </w:t>
+      </w:r>
+      <w:proofErr w:type="spellStart"/>
+      <w:r>
+        <w:rPr>
+          <w:rFonts w:ascii="Times New Roman" w:hAnsi="Times New Roman" w:cs="Times New Roman"/>
+          <w:bCs/>
+          <w:sz w:val="24"/>
+          <w:szCs w:val="24"/>
+        </w:rPr>
+        <w:t>Average</w:t>
+      </w:r>
+      <w:proofErr w:type="spellEnd"/>
+      <w:r>
+        <w:rPr>
+          <w:rFonts w:ascii="Times New Roman" w:hAnsi="Times New Roman" w:cs="Times New Roman"/>
+          <w:bCs/>
+          <w:sz w:val="24"/>
+          <w:szCs w:val="24"/>
+        </w:rPr>
+        <w:t xml:space="preserve"> obteve o valor mais próximo de 1, concluímos que ele preservou melhor as distâncias originais e, por isso, foi escolhido para as etapas seguintes.</w:t>
+      </w:r>
+    </w:p>
+    <w:p>
+      <w:pPr>
+        <w:rPr>
+          <w:rFonts w:ascii="Times New Roman" w:hAnsi="Times New Roman" w:cs="Times New Roman"/>
+          <w:bCs/>
+          <w:sz w:val="24"/>
+          <w:szCs w:val="24"/>
+        </w:rPr>
+      </w:pPr>
+      <w:r>
+        <w:rPr>
+          <w:rFonts w:ascii="Times New Roman" w:hAnsi="Times New Roman" w:cs="Times New Roman"/>
+          <w:bCs/>
+          <w:sz w:val="24"/>
+          <w:szCs w:val="24"/>
+        </w:rPr>
+        <w:t xml:space="preserve">b) A partir do </w:t>
+      </w:r>
+      <w:proofErr w:type="spellStart"/>
+      <w:r>
+        <w:rPr>
+          <w:rFonts w:ascii="Times New Roman" w:hAnsi="Times New Roman" w:cs="Times New Roman"/>
+          <w:bCs/>
+          <w:sz w:val="24"/>
+          <w:szCs w:val="24"/>
+        </w:rPr>
+        <w:t>dendrograma</w:t>
+      </w:r>
+      <w:proofErr w:type="spellEnd"/>
+      <w:r>
+        <w:rPr>
+          <w:rFonts w:ascii="Times New Roman" w:hAnsi="Times New Roman" w:cs="Times New Roman"/>
+          <w:bCs/>
+          <w:sz w:val="24"/>
+          <w:szCs w:val="24"/>
+        </w:rPr>
+        <w:t xml:space="preserve"> do método </w:t>
+      </w:r>
+      <w:proofErr w:type="spellStart"/>
+      <w:r>
+        <w:rPr>
+          <w:rFonts w:ascii="Times New Roman" w:hAnsi="Times New Roman" w:cs="Times New Roman"/>
+          <w:bCs/>
+          <w:sz w:val="24"/>
+          <w:szCs w:val="24"/>
+        </w:rPr>
+        <w:t>Average</w:t>
+      </w:r>
+      <w:proofErr w:type="spellEnd"/>
+      <w:r>
+        <w:rPr>
+          <w:rFonts w:ascii="Times New Roman" w:hAnsi="Times New Roman" w:cs="Times New Roman"/>
+          <w:bCs/>
+          <w:sz w:val="24"/>
+          <w:szCs w:val="24"/>
+        </w:rPr>
+        <w:t xml:space="preserve">, foi realizado um corte na distância 6, antes das fusões de maior distância, resultando em quatro grupos. A silhueta apresentou seu maior valor para (k=2), com 0,815, enquanto (k=3) obteve 0,713 e (k=4), 0,669. </w:t>
+      </w:r>
+    </w:p>
+    <w:p>
+      <w:pPr>
+        <w:rPr>
+          <w:rFonts w:ascii="Times New Roman" w:hAnsi="Times New Roman" w:cs="Times New Roman"/>
+          <w:bCs/>
+          <w:sz w:val="24"/>
+          <w:szCs w:val="24"/>
+        </w:rPr>
+      </w:pPr>
+      <w:r>
+        <w:rPr>
+          <w:rFonts w:ascii="Times New Roman" w:hAnsi="Times New Roman" w:cs="Times New Roman"/>
+          <w:bCs/>
+          <w:sz w:val="24"/>
+          <w:szCs w:val="24"/>
+        </w:rPr>
+        <w:t xml:space="preserve">Apesar de (k=2) apresentar a melhor separação matemática, essa solução resume excessivamente os dados e é muito influenciada pelos municípios atípicos. Assim, optou-se por (k=4), que ainda possui uma silhueta razoável e permite identificar perfis mais específicos do mercado de trabalho. </w:t>
+      </w:r>
+    </w:p>
+    <w:p>
+      <w:pPr>
+        <w:rPr>
+          <w:rFonts w:ascii="Times New Roman" w:hAnsi="Times New Roman" w:cs="Times New Roman"/>
+          <w:bCs/>
+          <w:sz w:val="24"/>
+          <w:szCs w:val="24"/>
+        </w:rPr>
+      </w:pPr>
+      <w:r>
+        <w:rPr>
+          <w:rFonts w:ascii="Times New Roman" w:hAnsi="Times New Roman" w:cs="Times New Roman"/>
+          <w:bCs/>
+          <w:sz w:val="24"/>
+          <w:szCs w:val="24"/>
+        </w:rPr>
+        <w:t xml:space="preserve">Os grupos foram adicionados ao </w:t>
+      </w:r>
+      <w:proofErr w:type="spellStart"/>
+      <w:r>
+        <w:rPr>
+          <w:rFonts w:ascii="Times New Roman" w:hAnsi="Times New Roman" w:cs="Times New Roman"/>
+          <w:bCs/>
+          <w:sz w:val="24"/>
+          <w:szCs w:val="24"/>
+        </w:rPr>
+        <w:t>DataFrame</w:t>
+      </w:r>
+      <w:proofErr w:type="spellEnd"/>
+      <w:r>
+        <w:rPr>
+          <w:rFonts w:ascii="Times New Roman" w:hAnsi="Times New Roman" w:cs="Times New Roman"/>
+          <w:bCs/>
+          <w:sz w:val="24"/>
+          <w:szCs w:val="24"/>
+        </w:rPr>
+        <w:t xml:space="preserve"> na coluna grupo, resultando em grupos com 2, 4, 216 e 1 município.</w:t>
+      </w:r>
+    </w:p>
+    <w:p>
+      <w:pPr>
+        <w:rPr>
+          <w:rFonts w:ascii="Times New Roman" w:hAnsi="Times New Roman" w:cs="Times New Roman"/>
+          <w:bCs/>
+          <w:sz w:val="24"/>
+          <w:szCs w:val="24"/>
+        </w:rPr>
+      </w:pPr>
+      <w:r>
+        <w:rPr>
+          <w:rFonts w:ascii="Times New Roman" w:hAnsi="Times New Roman" w:cs="Times New Roman"/>
+          <w:bCs/>
+          <w:sz w:val="24"/>
+          <w:szCs w:val="24"/>
+        </w:rPr>
+        <w:t xml:space="preserve">c) O grupo 1 contém dois municípios e apresenta remuneração média de aproximadamente R$ 4.899,08, ausência de vínculos com remuneração muito baixa, ausência de participação feminina, 100% dos vínculos ocupados por pessoas com ensino superior e nenhuma lesão ocupacional. </w:t>
+      </w:r>
+    </w:p>
+    <w:p>
+      <w:pPr>
+        <w:rPr>
+          <w:rFonts w:ascii="Times New Roman" w:hAnsi="Times New Roman" w:cs="Times New Roman"/>
+          <w:bCs/>
+          <w:sz w:val="24"/>
+          <w:szCs w:val="24"/>
+        </w:rPr>
+      </w:pPr>
+      <w:r>
+        <w:rPr>
+          <w:rFonts w:ascii="Times New Roman" w:hAnsi="Times New Roman" w:cs="Times New Roman"/>
+          <w:bCs/>
+          <w:sz w:val="24"/>
+          <w:szCs w:val="24"/>
+        </w:rPr>
+        <w:t>Dessa forma, ele pode ser interpretado como um grupo de alta remuneração e alta escolaridade. Seus municípios representativos são Curral Velho (2505303) e Pedra Branca (2511004). Não é possível indicar um terceiro representante porque o grupo possui somente dois municípios.</w:t>
+      </w:r>
+    </w:p>
+    <w:p>
+      <w:pPr>
+        <w:rPr>
+          <w:rFonts w:ascii="Times New Roman" w:hAnsi="Times New Roman" w:cs="Times New Roman"/>
+          <w:bCs/>
+          <w:sz w:val="24"/>
+          <w:szCs w:val="24"/>
+        </w:rPr>
+      </w:pPr>
+      <w:r>
+        <w:rPr>
+          <w:rFonts w:ascii="Times New Roman" w:hAnsi="Times New Roman" w:cs="Times New Roman"/>
+          <w:bCs/>
+          <w:sz w:val="24"/>
+          <w:szCs w:val="24"/>
+        </w:rPr>
+        <w:t xml:space="preserve">O grupo 2 contém </w:t>
       </w:r>
       <w:bookmarkStart w:id="0" w:name="_GoBack"/>
       <w:bookmarkEnd w:id="0"/>
       <w:r>
         <w:rPr>
           <w:rFonts w:ascii="Times New Roman" w:hAnsi="Times New Roman" w:cs="Times New Roman"/>
-          <w:sz w:val="32"/>
-          <w:szCs w:val="32"/>
-        </w:rPr>
-        <w:t>NÃO SUPERVISIONADA</w:t>
-      </w:r>
-    </w:p>
-    <w:p>
-      <w:pPr>
-        <w:jc w:val="center"/>
-        <w:rPr>
-          <w:rFonts w:ascii="Times New Roman" w:hAnsi="Times New Roman" w:cs="Times New Roman"/>
-          <w:sz w:val="32"/>
-          <w:szCs w:val="32"/>
-        </w:rPr>
-      </w:pPr>
-    </w:p>
-    <w:p>
-      <w:pPr>
-        <w:jc w:val="center"/>
-        <w:rPr>
-          <w:rFonts w:ascii="Times New Roman" w:hAnsi="Times New Roman" w:cs="Times New Roman"/>
-          <w:sz w:val="32"/>
-          <w:szCs w:val="32"/>
-        </w:rPr>
-      </w:pPr>
-    </w:p>
-    <w:p>
-      <w:pPr>
-        <w:jc w:val="center"/>
-        <w:rPr>
-          <w:rFonts w:ascii="Times New Roman" w:hAnsi="Times New Roman" w:cs="Times New Roman"/>
-          <w:sz w:val="32"/>
-          <w:szCs w:val="32"/>
-        </w:rPr>
-      </w:pPr>
-    </w:p>
-    <w:p>
-      <w:pPr>
-        <w:jc w:val="center"/>
-        <w:rPr>
-          <w:rFonts w:ascii="Times New Roman" w:hAnsi="Times New Roman" w:cs="Times New Roman"/>
-          <w:sz w:val="32"/>
-          <w:szCs w:val="32"/>
-        </w:rPr>
-      </w:pPr>
-    </w:p>
-    <w:p>
-      <w:pPr>
-        <w:jc w:val="center"/>
-        <w:rPr>
-          <w:rFonts w:ascii="Times New Roman" w:hAnsi="Times New Roman" w:cs="Times New Roman"/>
-          <w:sz w:val="32"/>
-          <w:szCs w:val="32"/>
-        </w:rPr>
-      </w:pPr>
-    </w:p>
-    <w:p>
-      <w:pPr>
-        <w:jc w:val="center"/>
-        <w:rPr>
-          <w:rFonts w:ascii="Times New Roman" w:hAnsi="Times New Roman" w:cs="Times New Roman"/>
-          <w:b/>
-          <w:bCs/>
-          <w:sz w:val="48"/>
-          <w:szCs w:val="48"/>
-        </w:rPr>
-      </w:pPr>
-      <w:r>
-        <w:rPr>
-          <w:rFonts w:ascii="Times New Roman" w:hAnsi="Times New Roman" w:cs="Times New Roman"/>
-          <w:b/>
-          <w:bCs/>
-          <w:sz w:val="48"/>
-          <w:szCs w:val="48"/>
-        </w:rPr>
-        <w:t>PROVA II</w:t>
-      </w:r>
-      <w:r>
-        <w:rPr>
-          <w:rFonts w:ascii="Times New Roman" w:hAnsi="Times New Roman" w:cs="Times New Roman"/>
-          <w:b/>
-          <w:bCs/>
-          <w:sz w:val="48"/>
-          <w:szCs w:val="48"/>
-        </w:rPr>
-        <w:t>I</w:t>
-      </w:r>
-      <w:r>
-        <w:rPr>
-          <w:rFonts w:ascii="Times New Roman" w:hAnsi="Times New Roman" w:cs="Times New Roman"/>
-          <w:b/>
-          <w:bCs/>
-          <w:sz w:val="48"/>
-          <w:szCs w:val="48"/>
-        </w:rPr>
-        <w:t>:</w:t>
-      </w:r>
-    </w:p>
-    <w:p>
-      <w:pPr>
-        <w:jc w:val="center"/>
-        <w:rPr>
-          <w:rFonts w:ascii="Times New Roman" w:hAnsi="Times New Roman" w:cs="Times New Roman"/>
-          <w:sz w:val="32"/>
-          <w:szCs w:val="32"/>
-        </w:rPr>
-      </w:pPr>
-      <w:r>
-        <w:rPr>
-          <w:rFonts w:ascii="Times New Roman" w:hAnsi="Times New Roman" w:cs="Times New Roman"/>
-          <w:b/>
-          <w:bCs/>
-          <w:sz w:val="48"/>
-          <w:szCs w:val="48"/>
-        </w:rPr>
-        <w:t>MÉTODOS DE AGRUPAMENTO E DETECÇÃO DE ANOMALIAS</w:t>
-      </w:r>
-    </w:p>
-    <w:p>
-      <w:pPr>
-        <w:jc w:val="center"/>
-        <w:rPr>
-          <w:rFonts w:ascii="Times New Roman" w:hAnsi="Times New Roman" w:cs="Times New Roman"/>
-          <w:sz w:val="32"/>
-          <w:szCs w:val="32"/>
-        </w:rPr>
-      </w:pPr>
-    </w:p>
-    <w:p>
-      <w:pPr>
-        <w:jc w:val="center"/>
-        <w:rPr>
-          <w:rFonts w:ascii="Times New Roman" w:hAnsi="Times New Roman" w:cs="Times New Roman"/>
-          <w:sz w:val="32"/>
-          <w:szCs w:val="32"/>
-        </w:rPr>
-      </w:pPr>
-    </w:p>
-    <w:p>
-      <w:pPr>
-        <w:jc w:val="center"/>
-        <w:rPr>
-          <w:rFonts w:ascii="Times New Roman" w:hAnsi="Times New Roman" w:cs="Times New Roman"/>
-          <w:sz w:val="32"/>
-          <w:szCs w:val="32"/>
-        </w:rPr>
-      </w:pPr>
-    </w:p>
-    <w:p>
-      <w:pPr>
-        <w:jc w:val="center"/>
-        <w:rPr>
-          <w:rFonts w:ascii="Times New Roman" w:hAnsi="Times New Roman" w:cs="Times New Roman"/>
-          <w:sz w:val="32"/>
-          <w:szCs w:val="32"/>
-        </w:rPr>
-      </w:pPr>
-    </w:p>
-    <w:p>
-      <w:pPr>
-        <w:jc w:val="center"/>
-        <w:rPr>
-          <w:rFonts w:ascii="Times New Roman" w:hAnsi="Times New Roman" w:cs="Times New Roman"/>
-          <w:sz w:val="32"/>
-          <w:szCs w:val="32"/>
-        </w:rPr>
-      </w:pPr>
-    </w:p>
-    <w:p>
-      <w:pPr>
-        <w:jc w:val="center"/>
-        <w:rPr>
-          <w:rFonts w:ascii="Times New Roman" w:hAnsi="Times New Roman" w:cs="Times New Roman"/>
-          <w:sz w:val="32"/>
-          <w:szCs w:val="32"/>
-        </w:rPr>
-      </w:pPr>
-      <w:r>
-        <w:rPr>
-          <w:rFonts w:ascii="Times New Roman" w:hAnsi="Times New Roman" w:cs="Times New Roman"/>
-          <w:sz w:val="32"/>
-          <w:szCs w:val="32"/>
-        </w:rPr>
-        <w:t>CAUÃ WENDEL SOUSA DA SILVA</w:t>
-      </w:r>
-    </w:p>
-    <w:p>
-      <w:pPr>
-        <w:jc w:val="center"/>
-        <w:rPr>
-          <w:rFonts w:ascii="Times New Roman" w:hAnsi="Times New Roman" w:cs="Times New Roman"/>
-          <w:sz w:val="32"/>
-          <w:szCs w:val="32"/>
-        </w:rPr>
-      </w:pPr>
-      <w:r>
-        <w:rPr>
-          <w:rFonts w:ascii="Times New Roman" w:hAnsi="Times New Roman" w:cs="Times New Roman"/>
-          <w:sz w:val="32"/>
-          <w:szCs w:val="32"/>
-        </w:rPr>
-        <w:t>HERTZ RAFAEL QUEIROZ DA CRUZ</w:t>
-      </w:r>
-    </w:p>
-    <w:p>
-      <w:pPr>
-        <w:jc w:val="center"/>
-        <w:rPr>
-          <w:rFonts w:ascii="Times New Roman" w:hAnsi="Times New Roman" w:cs="Times New Roman"/>
-          <w:sz w:val="32"/>
-          <w:szCs w:val="32"/>
-        </w:rPr>
-      </w:pPr>
-      <w:r>
-        <w:rPr>
-          <w:rFonts w:ascii="Times New Roman" w:hAnsi="Times New Roman" w:cs="Times New Roman"/>
-          <w:sz w:val="32"/>
-          <w:szCs w:val="32"/>
-        </w:rPr>
-        <w:t>IAGO FLÁVIO SILVA DE ALBUQUERQUE</w:t>
-      </w:r>
-    </w:p>
-    <w:p>
-      <w:pPr>
-        <w:jc w:val="center"/>
-        <w:rPr>
-          <w:rFonts w:ascii="Times New Roman" w:hAnsi="Times New Roman" w:cs="Times New Roman"/>
-          <w:sz w:val="32"/>
-          <w:szCs w:val="32"/>
-        </w:rPr>
-      </w:pPr>
-    </w:p>
-    <w:p>
-      <w:pPr>
-        <w:jc w:val="center"/>
-        <w:rPr>
-          <w:rFonts w:ascii="Times New Roman" w:hAnsi="Times New Roman" w:cs="Times New Roman"/>
-          <w:sz w:val="32"/>
-          <w:szCs w:val="32"/>
-        </w:rPr>
-      </w:pPr>
-    </w:p>
-    <w:p>
-      <w:pPr>
-        <w:jc w:val="center"/>
-        <w:rPr>
-          <w:rFonts w:ascii="Times New Roman" w:hAnsi="Times New Roman" w:cs="Times New Roman"/>
-          <w:sz w:val="32"/>
-          <w:szCs w:val="32"/>
-        </w:rPr>
-      </w:pPr>
-    </w:p>
-    <w:p>
-      <w:pPr>
-        <w:jc w:val="center"/>
-        <w:rPr>
-          <w:rFonts w:ascii="Times New Roman" w:hAnsi="Times New Roman" w:cs="Times New Roman"/>
-          <w:sz w:val="32"/>
-          <w:szCs w:val="32"/>
-        </w:rPr>
-      </w:pPr>
-    </w:p>
-    <w:p>
-      <w:pPr>
-        <w:rPr>
-          <w:rFonts w:ascii="Times New Roman" w:hAnsi="Times New Roman" w:cs="Times New Roman"/>
-          <w:b/>
-          <w:bCs/>
-          <w:sz w:val="24"/>
-          <w:szCs w:val="24"/>
-        </w:rPr>
-      </w:pPr>
-      <w:r>
-        <w:rPr>
-          <w:rFonts w:ascii="Times New Roman" w:hAnsi="Times New Roman" w:cs="Times New Roman"/>
-          <w:b/>
-          <w:bCs/>
-          <w:sz w:val="24"/>
-          <w:szCs w:val="24"/>
-        </w:rPr>
-        <w:lastRenderedPageBreak/>
-        <w:t>1ª Questão:</w:t>
+          <w:bCs/>
+          <w:sz w:val="24"/>
+          <w:szCs w:val="24"/>
+        </w:rPr>
+        <w:t>quatro municípios e apresenta remuneração média de aproximadamente R$ 1.728,30, 33,17% de vínculos com remuneração muito baixa, 62,27% de participação feminina, 31,01% de vínculos ocupados por pessoas com ensino superior e nenhuma lesão ocupacional.</w:t>
+      </w:r>
+    </w:p>
+    <w:p>
+      <w:pPr>
+        <w:rPr>
+          <w:rFonts w:ascii="Times New Roman" w:hAnsi="Times New Roman" w:cs="Times New Roman"/>
+          <w:bCs/>
+          <w:sz w:val="24"/>
+          <w:szCs w:val="24"/>
+        </w:rPr>
+      </w:pPr>
+      <w:r>
+        <w:rPr>
+          <w:rFonts w:ascii="Times New Roman" w:hAnsi="Times New Roman" w:cs="Times New Roman"/>
+          <w:bCs/>
+          <w:sz w:val="24"/>
+          <w:szCs w:val="24"/>
+        </w:rPr>
+        <w:t xml:space="preserve">Esse grupo pode ser caracterizado como de baixa remuneração, elevada participação feminina e maior precariedade salarial. Seus três municípios mais representativos são Borborema (2502706), </w:t>
+      </w:r>
+      <w:proofErr w:type="spellStart"/>
+      <w:r>
+        <w:rPr>
+          <w:rFonts w:ascii="Times New Roman" w:hAnsi="Times New Roman" w:cs="Times New Roman"/>
+          <w:bCs/>
+          <w:sz w:val="24"/>
+          <w:szCs w:val="24"/>
+        </w:rPr>
+        <w:t>Pilõezinhos</w:t>
+      </w:r>
+      <w:proofErr w:type="spellEnd"/>
+      <w:r>
+        <w:rPr>
+          <w:rFonts w:ascii="Times New Roman" w:hAnsi="Times New Roman" w:cs="Times New Roman"/>
+          <w:bCs/>
+          <w:sz w:val="24"/>
+          <w:szCs w:val="24"/>
+        </w:rPr>
+        <w:t xml:space="preserve"> (2511707) e Emas (2505907).</w:t>
+      </w:r>
+    </w:p>
+    <w:p>
+      <w:pPr>
+        <w:rPr>
+          <w:rFonts w:ascii="Times New Roman" w:hAnsi="Times New Roman" w:cs="Times New Roman"/>
+          <w:bCs/>
+          <w:sz w:val="24"/>
+          <w:szCs w:val="24"/>
+        </w:rPr>
+      </w:pPr>
+      <w:r>
+        <w:rPr>
+          <w:rFonts w:ascii="Times New Roman" w:hAnsi="Times New Roman" w:cs="Times New Roman"/>
+          <w:bCs/>
+          <w:sz w:val="24"/>
+          <w:szCs w:val="24"/>
+        </w:rPr>
+        <w:t>O grupo 3 reúne 216 municípios, representando a maior parte da base. Ele possui remuneração média de aproximadamente R$ 2.037,38, 3,02% de vínculos com remuneração muito baixa, 29,30% de participação</w:t>
+      </w:r>
+      <w:r>
+        <w:rPr>
+          <w:rFonts w:ascii="Times New Roman" w:hAnsi="Times New Roman" w:cs="Times New Roman"/>
+          <w:bCs/>
+          <w:sz w:val="24"/>
+          <w:szCs w:val="24"/>
+        </w:rPr>
+        <w:t xml:space="preserve"> </w:t>
+      </w:r>
+      <w:r>
+        <w:rPr>
+          <w:rFonts w:ascii="Times New Roman" w:hAnsi="Times New Roman" w:cs="Times New Roman"/>
+          <w:bCs/>
+          <w:sz w:val="24"/>
+          <w:szCs w:val="24"/>
+        </w:rPr>
+        <w:t xml:space="preserve">feminina, 8,99% de vínculos com ensino superior e taxa média de lesões ocupacionais de 0,0024. </w:t>
+      </w:r>
+    </w:p>
+    <w:p>
+      <w:pPr>
+        <w:rPr>
+          <w:rFonts w:ascii="Times New Roman" w:hAnsi="Times New Roman" w:cs="Times New Roman"/>
+          <w:bCs/>
+          <w:sz w:val="24"/>
+          <w:szCs w:val="24"/>
+        </w:rPr>
+      </w:pPr>
+      <w:r>
+        <w:rPr>
+          <w:rFonts w:ascii="Times New Roman" w:hAnsi="Times New Roman" w:cs="Times New Roman"/>
+          <w:bCs/>
+          <w:sz w:val="24"/>
+          <w:szCs w:val="24"/>
+        </w:rPr>
+        <w:t>Por apresentar valores mais próximos do comportamento geral da base, ele pode ser interpretado como o grupo de mercado de trabalho intermediário e predominante. Seus municípios mais representativos são Itaporanga (2507002), Sapé (2515302) e Sousa (2516201).</w:t>
+      </w:r>
+    </w:p>
+    <w:p>
+      <w:pPr>
+        <w:rPr>
+          <w:rFonts w:ascii="Times New Roman" w:hAnsi="Times New Roman" w:cs="Times New Roman"/>
+          <w:bCs/>
+          <w:sz w:val="24"/>
+          <w:szCs w:val="24"/>
+        </w:rPr>
+      </w:pPr>
+    </w:p>
+    <w:p>
+      <w:pPr>
+        <w:rPr>
+          <w:rFonts w:ascii="Times New Roman" w:hAnsi="Times New Roman" w:cs="Times New Roman"/>
+          <w:bCs/>
+          <w:sz w:val="24"/>
+          <w:szCs w:val="24"/>
+        </w:rPr>
+      </w:pPr>
+      <w:r>
+        <w:rPr>
+          <w:rFonts w:ascii="Times New Roman" w:hAnsi="Times New Roman" w:cs="Times New Roman"/>
+          <w:bCs/>
+          <w:sz w:val="24"/>
+          <w:szCs w:val="24"/>
+        </w:rPr>
+        <w:t>O grupo 4 é formado apenas por Olho d’Água (2510402). Ele apresenta remuneração média de aproximadamente R$ 1.714,03, ausência de vínculos com remuneração muito baixa, participação feminina de 42,86%, percentual de ensino superior de 14,29% e taxa de lesões ocupacionais de 0,1429. O grupo pode ser interpretado como um perfil de baixa remuneração e incidência atípica de lesões ocupacionais. Como possui somente um município, não é possível apresentar três representantes.</w:t>
+      </w:r>
+    </w:p>
+    <w:p>
+      <w:pPr>
+        <w:rPr>
+          <w:rFonts w:ascii="Times New Roman" w:hAnsi="Times New Roman" w:cs="Times New Roman"/>
+          <w:bCs/>
+          <w:sz w:val="24"/>
+          <w:szCs w:val="24"/>
+        </w:rPr>
+      </w:pPr>
+      <w:r>
+        <w:rPr>
+          <w:rFonts w:ascii="Times New Roman" w:hAnsi="Times New Roman" w:cs="Times New Roman"/>
+          <w:bCs/>
+          <w:sz w:val="24"/>
+          <w:szCs w:val="24"/>
+        </w:rPr>
+        <w:t>d) A comparação com o K-</w:t>
+      </w:r>
+      <w:proofErr w:type="spellStart"/>
+      <w:r>
+        <w:rPr>
+          <w:rFonts w:ascii="Times New Roman" w:hAnsi="Times New Roman" w:cs="Times New Roman"/>
+          <w:bCs/>
+          <w:sz w:val="24"/>
+          <w:szCs w:val="24"/>
+        </w:rPr>
+        <w:t>Means</w:t>
+      </w:r>
+      <w:proofErr w:type="spellEnd"/>
+      <w:r>
+        <w:rPr>
+          <w:rFonts w:ascii="Times New Roman" w:hAnsi="Times New Roman" w:cs="Times New Roman"/>
+          <w:bCs/>
+          <w:sz w:val="24"/>
+          <w:szCs w:val="24"/>
+        </w:rPr>
+        <w:t>, utilizando os mesmos quatro grupos, mostrou elevada concordância entre os métodos. Depois de compatibilizar a numeração dos clusters, 218 dos 223 municípios receberam classificações correspondentes, representando aproximadamente 97,76% da base. Os quatro municípios do grupo 2 e o município isolado do grupo 4 foram reproduzidos pelo K-</w:t>
+      </w:r>
+      <w:proofErr w:type="spellStart"/>
+      <w:r>
+        <w:rPr>
+          <w:rFonts w:ascii="Times New Roman" w:hAnsi="Times New Roman" w:cs="Times New Roman"/>
+          <w:bCs/>
+          <w:sz w:val="24"/>
+          <w:szCs w:val="24"/>
+        </w:rPr>
+        <w:t>Means</w:t>
+      </w:r>
+      <w:proofErr w:type="spellEnd"/>
+      <w:r>
+        <w:rPr>
+          <w:rFonts w:ascii="Times New Roman" w:hAnsi="Times New Roman" w:cs="Times New Roman"/>
+          <w:bCs/>
+          <w:sz w:val="24"/>
+          <w:szCs w:val="24"/>
+        </w:rPr>
+        <w:t>. Os dois municípios do grupo 1 permaneceram juntos, mas o K-</w:t>
+      </w:r>
+      <w:proofErr w:type="spellStart"/>
+      <w:r>
+        <w:rPr>
+          <w:rFonts w:ascii="Times New Roman" w:hAnsi="Times New Roman" w:cs="Times New Roman"/>
+          <w:bCs/>
+          <w:sz w:val="24"/>
+          <w:szCs w:val="24"/>
+        </w:rPr>
+        <w:t>Means</w:t>
+      </w:r>
+      <w:proofErr w:type="spellEnd"/>
+      <w:r>
+        <w:rPr>
+          <w:rFonts w:ascii="Times New Roman" w:hAnsi="Times New Roman" w:cs="Times New Roman"/>
+          <w:bCs/>
+          <w:sz w:val="24"/>
+          <w:szCs w:val="24"/>
+        </w:rPr>
+        <w:t xml:space="preserve"> acrescentou a esse cluster cinco municípios classificados no grupo 3 pela solução hierárquica. Portanto, os métodos identificaram uma estrutura geral muito semelhante, divergindo somente na classificação de cinco municípios.</w:t>
+      </w:r>
+    </w:p>
+    <w:p>
+      <w:pPr>
+        <w:rPr>
+          <w:rFonts w:ascii="Times New Roman" w:hAnsi="Times New Roman" w:cs="Times New Roman"/>
+          <w:bCs/>
+          <w:sz w:val="24"/>
+          <w:szCs w:val="24"/>
+        </w:rPr>
+      </w:pPr>
+      <w:r>
+        <w:rPr>
+          <w:rFonts w:ascii="Times New Roman" w:hAnsi="Times New Roman" w:cs="Times New Roman"/>
+          <w:bCs/>
+          <w:sz w:val="24"/>
+          <w:szCs w:val="24"/>
+        </w:rPr>
+        <w:t xml:space="preserve">A </w:t>
+      </w:r>
+      <w:proofErr w:type="spellStart"/>
+      <w:r>
+        <w:rPr>
+          <w:rFonts w:ascii="Times New Roman" w:hAnsi="Times New Roman" w:cs="Times New Roman"/>
+          <w:bCs/>
+          <w:sz w:val="24"/>
+          <w:szCs w:val="24"/>
+        </w:rPr>
+        <w:t>clusterização</w:t>
+      </w:r>
+      <w:proofErr w:type="spellEnd"/>
+      <w:r>
+        <w:rPr>
+          <w:rFonts w:ascii="Times New Roman" w:hAnsi="Times New Roman" w:cs="Times New Roman"/>
+          <w:bCs/>
+          <w:sz w:val="24"/>
+          <w:szCs w:val="24"/>
+        </w:rPr>
+        <w:t xml:space="preserve"> hierárquica possui como vantagens a visualização das relações de similaridade por meio do </w:t>
+      </w:r>
+      <w:proofErr w:type="spellStart"/>
+      <w:r>
+        <w:rPr>
+          <w:rFonts w:ascii="Times New Roman" w:hAnsi="Times New Roman" w:cs="Times New Roman"/>
+          <w:bCs/>
+          <w:sz w:val="24"/>
+          <w:szCs w:val="24"/>
+        </w:rPr>
+        <w:t>dendrograma</w:t>
+      </w:r>
+      <w:proofErr w:type="spellEnd"/>
+      <w:r>
+        <w:rPr>
+          <w:rFonts w:ascii="Times New Roman" w:hAnsi="Times New Roman" w:cs="Times New Roman"/>
+          <w:bCs/>
+          <w:sz w:val="24"/>
+          <w:szCs w:val="24"/>
+        </w:rPr>
+        <w:t xml:space="preserve">, a possibilidade de testar diferentes pontos de corte sem executar novamente o algoritmo e a facilidade para identificar municípios atípicos. Como desvantagens, ela apresenta maior custo computacional, é sensível ao método de ligação e aos outliers e pode produzir grupos muito desbalanceados. </w:t>
+      </w:r>
+      <w:proofErr w:type="gramStart"/>
+      <w:r>
+        <w:rPr>
+          <w:rFonts w:ascii="Times New Roman" w:hAnsi="Times New Roman" w:cs="Times New Roman"/>
+          <w:bCs/>
+          <w:sz w:val="24"/>
+          <w:szCs w:val="24"/>
+        </w:rPr>
+        <w:t>O</w:t>
+      </w:r>
+      <w:r>
+        <w:rPr>
+          <w:rFonts w:ascii="Times New Roman" w:hAnsi="Times New Roman" w:cs="Times New Roman"/>
+          <w:bCs/>
+          <w:sz w:val="24"/>
+          <w:szCs w:val="24"/>
+        </w:rPr>
+        <w:t xml:space="preserve"> </w:t>
+      </w:r>
+      <w:r>
+        <w:rPr>
+          <w:rFonts w:ascii="Times New Roman" w:hAnsi="Times New Roman" w:cs="Times New Roman"/>
+          <w:bCs/>
+          <w:sz w:val="24"/>
+          <w:szCs w:val="24"/>
+        </w:rPr>
+        <w:t xml:space="preserve"> K</w:t>
+      </w:r>
+      <w:proofErr w:type="gramEnd"/>
+      <w:r>
+        <w:rPr>
+          <w:rFonts w:ascii="Times New Roman" w:hAnsi="Times New Roman" w:cs="Times New Roman"/>
+          <w:bCs/>
+          <w:sz w:val="24"/>
+          <w:szCs w:val="24"/>
+        </w:rPr>
+        <w:t>-</w:t>
+      </w:r>
+      <w:proofErr w:type="spellStart"/>
+      <w:r>
+        <w:rPr>
+          <w:rFonts w:ascii="Times New Roman" w:hAnsi="Times New Roman" w:cs="Times New Roman"/>
+          <w:bCs/>
+          <w:sz w:val="24"/>
+          <w:szCs w:val="24"/>
+        </w:rPr>
+        <w:t>Means</w:t>
+      </w:r>
+      <w:proofErr w:type="spellEnd"/>
+      <w:r>
+        <w:rPr>
+          <w:rFonts w:ascii="Times New Roman" w:hAnsi="Times New Roman" w:cs="Times New Roman"/>
+          <w:bCs/>
+          <w:sz w:val="24"/>
+          <w:szCs w:val="24"/>
+        </w:rPr>
+        <w:t xml:space="preserve"> é mais simples e eficiente para bases maiores, mas exige a definição prévia do número de grupos, depende da inicialização dos centroides e funciona melhor quando os clusters possuem formatos compactos.</w:t>
+      </w:r>
+    </w:p>
+    <w:p>
+      <w:pPr>
+        <w:rPr>
+          <w:rFonts w:ascii="Times New Roman" w:hAnsi="Times New Roman" w:cs="Times New Roman"/>
+          <w:bCs/>
+          <w:sz w:val="24"/>
+          <w:szCs w:val="24"/>
+        </w:rPr>
+      </w:pPr>
+      <w:r>
+        <w:rPr>
+          <w:rFonts w:ascii="Times New Roman" w:hAnsi="Times New Roman" w:cs="Times New Roman"/>
+          <w:bCs/>
+          <w:sz w:val="24"/>
+          <w:szCs w:val="24"/>
+        </w:rPr>
+        <w:t>Os resultados podem orientar políticas específicas para cada perfil. O grupo 1 pode receber ações de retenção de profissionais qualificados e estímulo a atividades de maior valor agregado. O grupo 2 demanda políticas de valorização salarial, qualificação profissional, formalização e redução das desigualdades enfrentadas pelas mulheres. Para o grupo 3, podem ser adotadas políticas mais amplas de aumento da escolaridade, produtividade e remuneração. Por fim, o município do grupo 4 deve ser investigado individualmente, principalmente em relação à fiscalização e à prevenção de acidentes de trabalho.</w:t>
       </w:r>
     </w:p>
     <w:p>
